--- a/TP/R1.01/TP2/CompteRenduTP2-R1.01.docx
+++ b/TP/R1.01/TP2/CompteRenduTP2-R1.01.docx
@@ -2687,7 +2687,6 @@
         <w:rPr>
           <w:sz w:val="28"/>
           <w:szCs w:val="28"/>
-          <w:u w:val="single"/>
         </w:rPr>
       </w:pPr>
       <w:r>
@@ -2749,6 +2748,16 @@
     </w:p>
     <w:p>
       <w:pPr>
+        <w:ind w:left="708" w:firstLine="2"/>
+        <w:rPr>
+          <w:sz w:val="28"/>
+          <w:szCs w:val="28"/>
+          <w:u w:val="single"/>
+        </w:rPr>
+      </w:pPr>
+    </w:p>
+    <w:p>
+      <w:pPr>
         <w:rPr>
           <w:sz w:val="28"/>
           <w:szCs w:val="28"/>
@@ -2815,9 +2824,9 @@
       </w:pPr>
       <w:r>
         <w:rPr>
-          <w:sz w:val="28"/>
-          <w:szCs w:val="28"/>
-          <w:u w:val="single"/>
+          <w:noProof/>
+          <w:sz w:val="28"/>
+          <w:szCs w:val="28"/>
         </w:rPr>
         <w:drawing>
           <wp:inline distT="0" distB="0" distL="0" distR="0" wp14:anchorId="46556CC9" wp14:editId="15E0B504">
@@ -2879,7 +2888,6 @@
           <w:szCs w:val="28"/>
           <w:u w:val="single"/>
         </w:rPr>
-        <w:lastRenderedPageBreak/>
         <w:t>Partie calcul :</w:t>
       </w:r>
     </w:p>
@@ -2893,9 +2901,9 @@
       </w:pPr>
       <w:r>
         <w:rPr>
-          <w:sz w:val="28"/>
-          <w:szCs w:val="28"/>
-          <w:u w:val="single"/>
+          <w:noProof/>
+          <w:sz w:val="28"/>
+          <w:szCs w:val="28"/>
         </w:rPr>
         <w:drawing>
           <wp:inline distT="0" distB="0" distL="0" distR="0" wp14:anchorId="5C7C17AF" wp14:editId="6ACEF858">
@@ -2966,19 +2974,70 @@
     </w:p>
     <w:p>
       <w:pPr>
-        <w:rPr>
-          <w:sz w:val="28"/>
-          <w:szCs w:val="28"/>
-          <w:u w:val="single"/>
-        </w:rPr>
-      </w:pPr>
-      <w:r>
-        <w:rPr>
-          <w:sz w:val="28"/>
-          <w:szCs w:val="28"/>
-          <w:u w:val="single"/>
-        </w:rPr>
-        <w:t xml:space="preserve">Jeux d’essais : </w:t>
+        <w:jc w:val="center"/>
+        <w:rPr>
+          <w:sz w:val="32"/>
+          <w:szCs w:val="32"/>
+          <w:u w:val="single"/>
+        </w:rPr>
+      </w:pPr>
+      <w:r>
+        <w:rPr>
+          <w:sz w:val="32"/>
+          <w:szCs w:val="32"/>
+          <w:u w:val="single"/>
+        </w:rPr>
+        <w:t>Jeux d’essais :</w:t>
+      </w:r>
+    </w:p>
+    <w:p>
+      <w:pPr>
+        <w:rPr>
+          <w:sz w:val="28"/>
+          <w:szCs w:val="28"/>
+          <w:u w:val="single"/>
+        </w:rPr>
+      </w:pPr>
+      <w:r>
+        <w:rPr>
+          <w:sz w:val="28"/>
+          <w:szCs w:val="28"/>
+        </w:rPr>
+        <w:drawing>
+          <wp:inline distT="0" distB="0" distL="0" distR="0" wp14:anchorId="0289DFD0" wp14:editId="6D96EF9B">
+            <wp:extent cx="5760720" cy="755650"/>
+            <wp:effectExtent l="0" t="0" r="0" b="6350"/>
+            <wp:docPr id="793844617" name="Image 1" descr="Une image contenant texte, capture d’écran, Police&#10;&#10;Description générée automatiquement"/>
+            <wp:cNvGraphicFramePr>
+              <a:graphicFrameLocks xmlns:a="http://schemas.openxmlformats.org/drawingml/2006/main" noChangeAspect="1"/>
+            </wp:cNvGraphicFramePr>
+            <a:graphic xmlns:a="http://schemas.openxmlformats.org/drawingml/2006/main">
+              <a:graphicData uri="http://schemas.openxmlformats.org/drawingml/2006/picture">
+                <pic:pic xmlns:pic="http://schemas.openxmlformats.org/drawingml/2006/picture">
+                  <pic:nvPicPr>
+                    <pic:cNvPr id="793844617" name="Image 1" descr="Une image contenant texte, capture d’écran, Police&#10;&#10;Description générée automatiquement"/>
+                    <pic:cNvPicPr/>
+                  </pic:nvPicPr>
+                  <pic:blipFill>
+                    <a:blip r:embed="rId28"/>
+                    <a:stretch>
+                      <a:fillRect/>
+                    </a:stretch>
+                  </pic:blipFill>
+                  <pic:spPr>
+                    <a:xfrm>
+                      <a:off x="0" y="0"/>
+                      <a:ext cx="5760720" cy="755650"/>
+                    </a:xfrm>
+                    <a:prstGeom prst="rect">
+                      <a:avLst/>
+                    </a:prstGeom>
+                  </pic:spPr>
+                </pic:pic>
+              </a:graphicData>
+            </a:graphic>
+          </wp:inline>
+        </w:drawing>
       </w:r>
     </w:p>
     <w:p>
@@ -2991,6 +3050,727 @@
         <w:rPr>
           <w:sz w:val="28"/>
           <w:szCs w:val="28"/>
+        </w:rPr>
+      </w:pPr>
+      <w:r>
+        <w:rPr>
+          <w:sz w:val="28"/>
+          <w:szCs w:val="28"/>
+        </w:rPr>
+        <w:t>On voit ici donc l’erreur si l’on saisit un nombre négatif</w:t>
+      </w:r>
+    </w:p>
+    <w:p>
+      <w:pPr>
+        <w:rPr>
+          <w:sz w:val="28"/>
+          <w:szCs w:val="28"/>
+        </w:rPr>
+      </w:pPr>
+    </w:p>
+    <w:p>
+      <w:pPr>
+        <w:rPr>
+          <w:sz w:val="28"/>
+          <w:szCs w:val="28"/>
+        </w:rPr>
+      </w:pPr>
+    </w:p>
+    <w:p>
+      <w:pPr>
+        <w:rPr>
+          <w:sz w:val="28"/>
+          <w:szCs w:val="28"/>
+        </w:rPr>
+      </w:pPr>
+    </w:p>
+    <w:p>
+      <w:pPr>
+        <w:rPr>
+          <w:sz w:val="28"/>
+          <w:szCs w:val="28"/>
+        </w:rPr>
+      </w:pPr>
+    </w:p>
+    <w:p>
+      <w:pPr>
+        <w:rPr>
+          <w:sz w:val="28"/>
+          <w:szCs w:val="28"/>
+        </w:rPr>
+      </w:pPr>
+      <w:r>
+        <w:rPr>
+          <w:sz w:val="28"/>
+          <w:szCs w:val="28"/>
+        </w:rPr>
+        <w:lastRenderedPageBreak/>
+        <w:t>Les tests avec chaque unité : 0,1,60,3600,86400,</w:t>
+      </w:r>
+      <w:r>
+        <w:rPr>
+          <w:sz w:val="28"/>
+          <w:szCs w:val="28"/>
+        </w:rPr>
+        <w:t xml:space="preserve">604800, </w:t>
+      </w:r>
+      <w:r>
+        <w:rPr>
+          <w:sz w:val="28"/>
+          <w:szCs w:val="28"/>
+        </w:rPr>
+        <w:t>2592000</w:t>
+      </w:r>
+      <w:r>
+        <w:rPr>
+          <w:sz w:val="28"/>
+          <w:szCs w:val="28"/>
+        </w:rPr>
+        <w:t>,</w:t>
+      </w:r>
+      <w:r>
+        <w:t xml:space="preserve"> </w:t>
+      </w:r>
+      <w:r>
+        <w:rPr>
+          <w:sz w:val="28"/>
+          <w:szCs w:val="28"/>
+        </w:rPr>
+        <w:t>31536000</w:t>
+      </w:r>
+      <w:r>
+        <w:rPr>
+          <w:sz w:val="28"/>
+          <w:szCs w:val="28"/>
+        </w:rPr>
+        <w:t>. Ce qui correspond à une seconde, une minute, une heure, un jour, une semaine, un mois, une année</w:t>
+      </w:r>
+      <w:r>
+        <w:rPr>
+          <w:sz w:val="28"/>
+          <w:szCs w:val="28"/>
+        </w:rPr>
+        <w:t>.</w:t>
+      </w:r>
+    </w:p>
+    <w:p>
+      <w:pPr>
+        <w:rPr>
+          <w:sz w:val="28"/>
+          <w:szCs w:val="28"/>
+        </w:rPr>
+      </w:pPr>
+      <w:r>
+        <w:rPr>
+          <w:sz w:val="28"/>
+          <w:szCs w:val="28"/>
+        </w:rPr>
+        <w:drawing>
+          <wp:inline distT="0" distB="0" distL="0" distR="0" wp14:anchorId="3CD86DC1" wp14:editId="37CB0D21">
+            <wp:extent cx="5760720" cy="1851025"/>
+            <wp:effectExtent l="0" t="0" r="0" b="0"/>
+            <wp:docPr id="309870520" name="Image 1" descr="Une image contenant texte, capture d’écran, Police&#10;&#10;Description générée automatiquement"/>
+            <wp:cNvGraphicFramePr>
+              <a:graphicFrameLocks xmlns:a="http://schemas.openxmlformats.org/drawingml/2006/main" noChangeAspect="1"/>
+            </wp:cNvGraphicFramePr>
+            <a:graphic xmlns:a="http://schemas.openxmlformats.org/drawingml/2006/main">
+              <a:graphicData uri="http://schemas.openxmlformats.org/drawingml/2006/picture">
+                <pic:pic xmlns:pic="http://schemas.openxmlformats.org/drawingml/2006/picture">
+                  <pic:nvPicPr>
+                    <pic:cNvPr id="309870520" name="Image 1" descr="Une image contenant texte, capture d’écran, Police&#10;&#10;Description générée automatiquement"/>
+                    <pic:cNvPicPr/>
+                  </pic:nvPicPr>
+                  <pic:blipFill>
+                    <a:blip r:embed="rId29"/>
+                    <a:stretch>
+                      <a:fillRect/>
+                    </a:stretch>
+                  </pic:blipFill>
+                  <pic:spPr>
+                    <a:xfrm>
+                      <a:off x="0" y="0"/>
+                      <a:ext cx="5760720" cy="1851025"/>
+                    </a:xfrm>
+                    <a:prstGeom prst="rect">
+                      <a:avLst/>
+                    </a:prstGeom>
+                  </pic:spPr>
+                </pic:pic>
+              </a:graphicData>
+            </a:graphic>
+          </wp:inline>
+        </w:drawing>
+      </w:r>
+    </w:p>
+    <w:p>
+      <w:pPr>
+        <w:rPr>
+          <w:sz w:val="28"/>
+          <w:szCs w:val="28"/>
+        </w:rPr>
+      </w:pPr>
+      <w:r>
+        <w:rPr>
+          <w:sz w:val="28"/>
+          <w:szCs w:val="28"/>
+        </w:rPr>
+        <w:drawing>
+          <wp:inline distT="0" distB="0" distL="0" distR="0" wp14:anchorId="2BDBDE9E" wp14:editId="1AD5A590">
+            <wp:extent cx="5760720" cy="1805305"/>
+            <wp:effectExtent l="0" t="0" r="0" b="4445"/>
+            <wp:docPr id="621740715" name="Image 1" descr="Une image contenant texte, capture d’écran, Police&#10;&#10;Description générée automatiquement"/>
+            <wp:cNvGraphicFramePr>
+              <a:graphicFrameLocks xmlns:a="http://schemas.openxmlformats.org/drawingml/2006/main" noChangeAspect="1"/>
+            </wp:cNvGraphicFramePr>
+            <a:graphic xmlns:a="http://schemas.openxmlformats.org/drawingml/2006/main">
+              <a:graphicData uri="http://schemas.openxmlformats.org/drawingml/2006/picture">
+                <pic:pic xmlns:pic="http://schemas.openxmlformats.org/drawingml/2006/picture">
+                  <pic:nvPicPr>
+                    <pic:cNvPr id="621740715" name="Image 1" descr="Une image contenant texte, capture d’écran, Police&#10;&#10;Description générée automatiquement"/>
+                    <pic:cNvPicPr/>
+                  </pic:nvPicPr>
+                  <pic:blipFill>
+                    <a:blip r:embed="rId30"/>
+                    <a:stretch>
+                      <a:fillRect/>
+                    </a:stretch>
+                  </pic:blipFill>
+                  <pic:spPr>
+                    <a:xfrm>
+                      <a:off x="0" y="0"/>
+                      <a:ext cx="5760720" cy="1805305"/>
+                    </a:xfrm>
+                    <a:prstGeom prst="rect">
+                      <a:avLst/>
+                    </a:prstGeom>
+                  </pic:spPr>
+                </pic:pic>
+              </a:graphicData>
+            </a:graphic>
+          </wp:inline>
+        </w:drawing>
+      </w:r>
+    </w:p>
+    <w:p>
+      <w:pPr>
+        <w:rPr>
+          <w:sz w:val="28"/>
+          <w:szCs w:val="28"/>
+        </w:rPr>
+      </w:pPr>
+      <w:r>
+        <w:rPr>
+          <w:sz w:val="28"/>
+          <w:szCs w:val="28"/>
+        </w:rPr>
+        <w:drawing>
+          <wp:inline distT="0" distB="0" distL="0" distR="0" wp14:anchorId="01680EC9" wp14:editId="1E3F0F75">
+            <wp:extent cx="5760720" cy="1788160"/>
+            <wp:effectExtent l="0" t="0" r="0" b="2540"/>
+            <wp:docPr id="1673205395" name="Image 1" descr="Une image contenant texte, capture d’écran, Police&#10;&#10;Description générée automatiquement"/>
+            <wp:cNvGraphicFramePr>
+              <a:graphicFrameLocks xmlns:a="http://schemas.openxmlformats.org/drawingml/2006/main" noChangeAspect="1"/>
+            </wp:cNvGraphicFramePr>
+            <a:graphic xmlns:a="http://schemas.openxmlformats.org/drawingml/2006/main">
+              <a:graphicData uri="http://schemas.openxmlformats.org/drawingml/2006/picture">
+                <pic:pic xmlns:pic="http://schemas.openxmlformats.org/drawingml/2006/picture">
+                  <pic:nvPicPr>
+                    <pic:cNvPr id="1673205395" name="Image 1" descr="Une image contenant texte, capture d’écran, Police&#10;&#10;Description générée automatiquement"/>
+                    <pic:cNvPicPr/>
+                  </pic:nvPicPr>
+                  <pic:blipFill>
+                    <a:blip r:embed="rId31"/>
+                    <a:stretch>
+                      <a:fillRect/>
+                    </a:stretch>
+                  </pic:blipFill>
+                  <pic:spPr>
+                    <a:xfrm>
+                      <a:off x="0" y="0"/>
+                      <a:ext cx="5760720" cy="1788160"/>
+                    </a:xfrm>
+                    <a:prstGeom prst="rect">
+                      <a:avLst/>
+                    </a:prstGeom>
+                  </pic:spPr>
+                </pic:pic>
+              </a:graphicData>
+            </a:graphic>
+          </wp:inline>
+        </w:drawing>
+      </w:r>
+    </w:p>
+    <w:p>
+      <w:pPr>
+        <w:rPr>
+          <w:sz w:val="28"/>
+          <w:szCs w:val="28"/>
+        </w:rPr>
+      </w:pPr>
+      <w:r>
+        <w:rPr>
+          <w:sz w:val="28"/>
+          <w:szCs w:val="28"/>
+        </w:rPr>
+        <w:drawing>
+          <wp:inline distT="0" distB="0" distL="0" distR="0" wp14:anchorId="2E059A5C" wp14:editId="67F743DC">
+            <wp:extent cx="5760720" cy="1850390"/>
+            <wp:effectExtent l="0" t="0" r="0" b="0"/>
+            <wp:docPr id="2108682948" name="Image 1" descr="Une image contenant texte, capture d’écran, Police&#10;&#10;Description générée automatiquement"/>
+            <wp:cNvGraphicFramePr>
+              <a:graphicFrameLocks xmlns:a="http://schemas.openxmlformats.org/drawingml/2006/main" noChangeAspect="1"/>
+            </wp:cNvGraphicFramePr>
+            <a:graphic xmlns:a="http://schemas.openxmlformats.org/drawingml/2006/main">
+              <a:graphicData uri="http://schemas.openxmlformats.org/drawingml/2006/picture">
+                <pic:pic xmlns:pic="http://schemas.openxmlformats.org/drawingml/2006/picture">
+                  <pic:nvPicPr>
+                    <pic:cNvPr id="2108682948" name="Image 1" descr="Une image contenant texte, capture d’écran, Police&#10;&#10;Description générée automatiquement"/>
+                    <pic:cNvPicPr/>
+                  </pic:nvPicPr>
+                  <pic:blipFill>
+                    <a:blip r:embed="rId32"/>
+                    <a:stretch>
+                      <a:fillRect/>
+                    </a:stretch>
+                  </pic:blipFill>
+                  <pic:spPr>
+                    <a:xfrm>
+                      <a:off x="0" y="0"/>
+                      <a:ext cx="5760720" cy="1850390"/>
+                    </a:xfrm>
+                    <a:prstGeom prst="rect">
+                      <a:avLst/>
+                    </a:prstGeom>
+                  </pic:spPr>
+                </pic:pic>
+              </a:graphicData>
+            </a:graphic>
+          </wp:inline>
+        </w:drawing>
+      </w:r>
+    </w:p>
+    <w:p>
+      <w:pPr>
+        <w:rPr>
+          <w:sz w:val="28"/>
+          <w:szCs w:val="28"/>
+        </w:rPr>
+      </w:pPr>
+      <w:r>
+        <w:rPr>
+          <w:sz w:val="28"/>
+          <w:szCs w:val="28"/>
+        </w:rPr>
+        <w:lastRenderedPageBreak/>
+        <w:drawing>
+          <wp:inline distT="0" distB="0" distL="0" distR="0" wp14:anchorId="599E089A" wp14:editId="4DAE054A">
+            <wp:extent cx="5760720" cy="1842770"/>
+            <wp:effectExtent l="0" t="0" r="0" b="5080"/>
+            <wp:docPr id="489103739" name="Image 1" descr="Une image contenant texte, capture d’écran, Police&#10;&#10;Description générée automatiquement"/>
+            <wp:cNvGraphicFramePr>
+              <a:graphicFrameLocks xmlns:a="http://schemas.openxmlformats.org/drawingml/2006/main" noChangeAspect="1"/>
+            </wp:cNvGraphicFramePr>
+            <a:graphic xmlns:a="http://schemas.openxmlformats.org/drawingml/2006/main">
+              <a:graphicData uri="http://schemas.openxmlformats.org/drawingml/2006/picture">
+                <pic:pic xmlns:pic="http://schemas.openxmlformats.org/drawingml/2006/picture">
+                  <pic:nvPicPr>
+                    <pic:cNvPr id="489103739" name="Image 1" descr="Une image contenant texte, capture d’écran, Police&#10;&#10;Description générée automatiquement"/>
+                    <pic:cNvPicPr/>
+                  </pic:nvPicPr>
+                  <pic:blipFill>
+                    <a:blip r:embed="rId33"/>
+                    <a:stretch>
+                      <a:fillRect/>
+                    </a:stretch>
+                  </pic:blipFill>
+                  <pic:spPr>
+                    <a:xfrm>
+                      <a:off x="0" y="0"/>
+                      <a:ext cx="5760720" cy="1842770"/>
+                    </a:xfrm>
+                    <a:prstGeom prst="rect">
+                      <a:avLst/>
+                    </a:prstGeom>
+                  </pic:spPr>
+                </pic:pic>
+              </a:graphicData>
+            </a:graphic>
+          </wp:inline>
+        </w:drawing>
+      </w:r>
+    </w:p>
+    <w:p>
+      <w:pPr>
+        <w:rPr>
+          <w:sz w:val="28"/>
+          <w:szCs w:val="28"/>
+        </w:rPr>
+      </w:pPr>
+      <w:r>
+        <w:rPr>
+          <w:sz w:val="28"/>
+          <w:szCs w:val="28"/>
+        </w:rPr>
+        <w:drawing>
+          <wp:inline distT="0" distB="0" distL="0" distR="0" wp14:anchorId="2DE9A801" wp14:editId="75F76B7A">
+            <wp:extent cx="5760720" cy="1830705"/>
+            <wp:effectExtent l="0" t="0" r="0" b="0"/>
+            <wp:docPr id="922670828" name="Image 1"/>
+            <wp:cNvGraphicFramePr>
+              <a:graphicFrameLocks xmlns:a="http://schemas.openxmlformats.org/drawingml/2006/main" noChangeAspect="1"/>
+            </wp:cNvGraphicFramePr>
+            <a:graphic xmlns:a="http://schemas.openxmlformats.org/drawingml/2006/main">
+              <a:graphicData uri="http://schemas.openxmlformats.org/drawingml/2006/picture">
+                <pic:pic xmlns:pic="http://schemas.openxmlformats.org/drawingml/2006/picture">
+                  <pic:nvPicPr>
+                    <pic:cNvPr id="922670828" name=""/>
+                    <pic:cNvPicPr/>
+                  </pic:nvPicPr>
+                  <pic:blipFill>
+                    <a:blip r:embed="rId34"/>
+                    <a:stretch>
+                      <a:fillRect/>
+                    </a:stretch>
+                  </pic:blipFill>
+                  <pic:spPr>
+                    <a:xfrm>
+                      <a:off x="0" y="0"/>
+                      <a:ext cx="5760720" cy="1830705"/>
+                    </a:xfrm>
+                    <a:prstGeom prst="rect">
+                      <a:avLst/>
+                    </a:prstGeom>
+                  </pic:spPr>
+                </pic:pic>
+              </a:graphicData>
+            </a:graphic>
+          </wp:inline>
+        </w:drawing>
+      </w:r>
+    </w:p>
+    <w:p>
+      <w:pPr>
+        <w:rPr>
+          <w:sz w:val="28"/>
+          <w:szCs w:val="28"/>
+        </w:rPr>
+      </w:pPr>
+      <w:r>
+        <w:rPr>
+          <w:sz w:val="28"/>
+          <w:szCs w:val="28"/>
+        </w:rPr>
+        <w:drawing>
+          <wp:inline distT="0" distB="0" distL="0" distR="0" wp14:anchorId="656BF543" wp14:editId="12B09185">
+            <wp:extent cx="5760720" cy="1837690"/>
+            <wp:effectExtent l="0" t="0" r="0" b="0"/>
+            <wp:docPr id="1025898284" name="Image 1"/>
+            <wp:cNvGraphicFramePr>
+              <a:graphicFrameLocks xmlns:a="http://schemas.openxmlformats.org/drawingml/2006/main" noChangeAspect="1"/>
+            </wp:cNvGraphicFramePr>
+            <a:graphic xmlns:a="http://schemas.openxmlformats.org/drawingml/2006/main">
+              <a:graphicData uri="http://schemas.openxmlformats.org/drawingml/2006/picture">
+                <pic:pic xmlns:pic="http://schemas.openxmlformats.org/drawingml/2006/picture">
+                  <pic:nvPicPr>
+                    <pic:cNvPr id="1025898284" name=""/>
+                    <pic:cNvPicPr/>
+                  </pic:nvPicPr>
+                  <pic:blipFill>
+                    <a:blip r:embed="rId35"/>
+                    <a:stretch>
+                      <a:fillRect/>
+                    </a:stretch>
+                  </pic:blipFill>
+                  <pic:spPr>
+                    <a:xfrm>
+                      <a:off x="0" y="0"/>
+                      <a:ext cx="5760720" cy="1837690"/>
+                    </a:xfrm>
+                    <a:prstGeom prst="rect">
+                      <a:avLst/>
+                    </a:prstGeom>
+                  </pic:spPr>
+                </pic:pic>
+              </a:graphicData>
+            </a:graphic>
+          </wp:inline>
+        </w:drawing>
+      </w:r>
+    </w:p>
+    <w:p>
+      <w:pPr>
+        <w:rPr>
+          <w:sz w:val="28"/>
+          <w:szCs w:val="28"/>
+          <w:u w:val="single"/>
+        </w:rPr>
+      </w:pPr>
+      <w:r>
+        <w:rPr>
+          <w:sz w:val="28"/>
+          <w:szCs w:val="28"/>
+          <w:u w:val="single"/>
+        </w:rPr>
+        <w:t>Deuxième partie du programme :</w:t>
+      </w:r>
+    </w:p>
+    <w:p>
+      <w:pPr>
+        <w:rPr>
+          <w:sz w:val="28"/>
+          <w:szCs w:val="28"/>
+        </w:rPr>
+      </w:pPr>
+      <w:r>
+        <w:rPr>
+          <w:sz w:val="28"/>
+          <w:szCs w:val="28"/>
+        </w:rPr>
+        <w:drawing>
+          <wp:inline distT="0" distB="0" distL="0" distR="0" wp14:anchorId="2034E3D1" wp14:editId="1C3A3289">
+            <wp:extent cx="5760720" cy="1649730"/>
+            <wp:effectExtent l="0" t="0" r="0" b="7620"/>
+            <wp:docPr id="1712260399" name="Image 1" descr="Une image contenant texte, capture d’écran, Police&#10;&#10;Description générée automatiquement"/>
+            <wp:cNvGraphicFramePr>
+              <a:graphicFrameLocks xmlns:a="http://schemas.openxmlformats.org/drawingml/2006/main" noChangeAspect="1"/>
+            </wp:cNvGraphicFramePr>
+            <a:graphic xmlns:a="http://schemas.openxmlformats.org/drawingml/2006/main">
+              <a:graphicData uri="http://schemas.openxmlformats.org/drawingml/2006/picture">
+                <pic:pic xmlns:pic="http://schemas.openxmlformats.org/drawingml/2006/picture">
+                  <pic:nvPicPr>
+                    <pic:cNvPr id="1712260399" name="Image 1" descr="Une image contenant texte, capture d’écran, Police&#10;&#10;Description générée automatiquement"/>
+                    <pic:cNvPicPr/>
+                  </pic:nvPicPr>
+                  <pic:blipFill>
+                    <a:blip r:embed="rId36"/>
+                    <a:stretch>
+                      <a:fillRect/>
+                    </a:stretch>
+                  </pic:blipFill>
+                  <pic:spPr>
+                    <a:xfrm>
+                      <a:off x="0" y="0"/>
+                      <a:ext cx="5760720" cy="1649730"/>
+                    </a:xfrm>
+                    <a:prstGeom prst="rect">
+                      <a:avLst/>
+                    </a:prstGeom>
+                  </pic:spPr>
+                </pic:pic>
+              </a:graphicData>
+            </a:graphic>
+          </wp:inline>
+        </w:drawing>
+      </w:r>
+    </w:p>
+    <w:p>
+      <w:pPr>
+        <w:rPr>
+          <w:sz w:val="28"/>
+          <w:szCs w:val="28"/>
+        </w:rPr>
+      </w:pPr>
+      <w:r>
+        <w:rPr>
+          <w:sz w:val="28"/>
+          <w:szCs w:val="28"/>
+        </w:rPr>
+        <w:t>On a donc aussi une erreur si l’on saisit un nombre négatif</w:t>
+      </w:r>
+      <w:r>
+        <w:rPr>
+          <w:sz w:val="28"/>
+          <w:szCs w:val="28"/>
+        </w:rPr>
+        <w:t>.</w:t>
+      </w:r>
+    </w:p>
+    <w:p>
+      <w:pPr>
+        <w:rPr>
+          <w:sz w:val="28"/>
+          <w:szCs w:val="28"/>
+        </w:rPr>
+      </w:pPr>
+      <w:r>
+        <w:rPr>
+          <w:sz w:val="28"/>
+          <w:szCs w:val="28"/>
+        </w:rPr>
+        <w:lastRenderedPageBreak/>
+        <w:drawing>
+          <wp:inline distT="0" distB="0" distL="0" distR="0" wp14:anchorId="17FB7C29" wp14:editId="0F3FCCD9">
+            <wp:extent cx="5760720" cy="1654810"/>
+            <wp:effectExtent l="0" t="0" r="0" b="2540"/>
+            <wp:docPr id="718120338" name="Image 1" descr="Une image contenant texte, capture d’écran, Police&#10;&#10;Description générée automatiquement"/>
+            <wp:cNvGraphicFramePr>
+              <a:graphicFrameLocks xmlns:a="http://schemas.openxmlformats.org/drawingml/2006/main" noChangeAspect="1"/>
+            </wp:cNvGraphicFramePr>
+            <a:graphic xmlns:a="http://schemas.openxmlformats.org/drawingml/2006/main">
+              <a:graphicData uri="http://schemas.openxmlformats.org/drawingml/2006/picture">
+                <pic:pic xmlns:pic="http://schemas.openxmlformats.org/drawingml/2006/picture">
+                  <pic:nvPicPr>
+                    <pic:cNvPr id="718120338" name="Image 1" descr="Une image contenant texte, capture d’écran, Police&#10;&#10;Description générée automatiquement"/>
+                    <pic:cNvPicPr/>
+                  </pic:nvPicPr>
+                  <pic:blipFill>
+                    <a:blip r:embed="rId37"/>
+                    <a:stretch>
+                      <a:fillRect/>
+                    </a:stretch>
+                  </pic:blipFill>
+                  <pic:spPr>
+                    <a:xfrm>
+                      <a:off x="0" y="0"/>
+                      <a:ext cx="5760720" cy="1654810"/>
+                    </a:xfrm>
+                    <a:prstGeom prst="rect">
+                      <a:avLst/>
+                    </a:prstGeom>
+                  </pic:spPr>
+                </pic:pic>
+              </a:graphicData>
+            </a:graphic>
+          </wp:inline>
+        </w:drawing>
+      </w:r>
+    </w:p>
+    <w:p>
+      <w:pPr>
+        <w:rPr>
+          <w:sz w:val="28"/>
+          <w:szCs w:val="28"/>
+        </w:rPr>
+      </w:pPr>
+      <w:r>
+        <w:rPr>
+          <w:sz w:val="28"/>
+          <w:szCs w:val="28"/>
+        </w:rPr>
+        <w:t xml:space="preserve">Avec n’importe </w:t>
+      </w:r>
+      <w:r>
+        <w:rPr>
+          <w:sz w:val="28"/>
+          <w:szCs w:val="28"/>
+        </w:rPr>
+        <w:t>quel nombre cela marche aussi.</w:t>
+      </w:r>
+    </w:p>
+    <w:p>
+      <w:pPr>
+        <w:rPr>
+          <w:sz w:val="28"/>
+          <w:szCs w:val="28"/>
+        </w:rPr>
+      </w:pPr>
+    </w:p>
+    <w:p>
+      <w:pPr>
+        <w:rPr>
+          <w:sz w:val="28"/>
+          <w:szCs w:val="28"/>
+          <w:u w:val="single"/>
+        </w:rPr>
+      </w:pPr>
+      <w:r>
+        <w:rPr>
+          <w:sz w:val="28"/>
+          <w:szCs w:val="28"/>
+          <w:u w:val="single"/>
+        </w:rPr>
+        <w:t>Dernière Partie :</w:t>
+      </w:r>
+      <w:r>
+        <w:rPr>
+          <w:sz w:val="28"/>
+          <w:szCs w:val="28"/>
+          <w:u w:val="single"/>
+        </w:rPr>
+        <w:t xml:space="preserve"> Le MENU </w:t>
+      </w:r>
+    </w:p>
+    <w:p>
+      <w:pPr>
+        <w:rPr>
+          <w:sz w:val="28"/>
+          <w:szCs w:val="28"/>
+          <w:u w:val="single"/>
+          <w:lang w:val="en-US"/>
+        </w:rPr>
+      </w:pPr>
+      <w:r>
+        <w:rPr>
+          <w:sz w:val="28"/>
+          <w:szCs w:val="28"/>
+          <w:lang w:val="en-US"/>
+        </w:rPr>
+        <w:drawing>
+          <wp:inline distT="0" distB="0" distL="0" distR="0" wp14:anchorId="25EA7BE4" wp14:editId="2BD0244D">
+            <wp:extent cx="5760720" cy="430530"/>
+            <wp:effectExtent l="0" t="0" r="0" b="7620"/>
+            <wp:docPr id="642569201" name="Image 1" descr="Une image contenant texte, Police, capture d’écran, ligne&#10;&#10;Description générée automatiquement"/>
+            <wp:cNvGraphicFramePr>
+              <a:graphicFrameLocks xmlns:a="http://schemas.openxmlformats.org/drawingml/2006/main" noChangeAspect="1"/>
+            </wp:cNvGraphicFramePr>
+            <a:graphic xmlns:a="http://schemas.openxmlformats.org/drawingml/2006/main">
+              <a:graphicData uri="http://schemas.openxmlformats.org/drawingml/2006/picture">
+                <pic:pic xmlns:pic="http://schemas.openxmlformats.org/drawingml/2006/picture">
+                  <pic:nvPicPr>
+                    <pic:cNvPr id="642569201" name="Image 1" descr="Une image contenant texte, Police, capture d’écran, ligne&#10;&#10;Description générée automatiquement"/>
+                    <pic:cNvPicPr/>
+                  </pic:nvPicPr>
+                  <pic:blipFill>
+                    <a:blip r:embed="rId38"/>
+                    <a:stretch>
+                      <a:fillRect/>
+                    </a:stretch>
+                  </pic:blipFill>
+                  <pic:spPr>
+                    <a:xfrm>
+                      <a:off x="0" y="0"/>
+                      <a:ext cx="5760720" cy="430530"/>
+                    </a:xfrm>
+                    <a:prstGeom prst="rect">
+                      <a:avLst/>
+                    </a:prstGeom>
+                  </pic:spPr>
+                </pic:pic>
+              </a:graphicData>
+            </a:graphic>
+          </wp:inline>
+        </w:drawing>
+      </w:r>
+    </w:p>
+    <w:p>
+      <w:pPr>
+        <w:rPr>
+          <w:sz w:val="28"/>
+          <w:szCs w:val="28"/>
+        </w:rPr>
+      </w:pPr>
+      <w:r>
+        <w:rPr>
+          <w:sz w:val="28"/>
+          <w:szCs w:val="28"/>
+        </w:rPr>
+        <w:t>On a donc une requête demandant si l’on veut faire l’un ou l’autre et si l’on rentre « seconde » on convertira des secondes en le reste et en répondant « temps » on doit rentrer tout pour convertir en secondes.</w:t>
+      </w:r>
+    </w:p>
+    <w:p>
+      <w:pPr>
+        <w:rPr>
+          <w:sz w:val="28"/>
+          <w:szCs w:val="28"/>
+        </w:rPr>
+      </w:pPr>
+    </w:p>
+    <w:p>
+      <w:pPr>
+        <w:pStyle w:val="Paragraphedeliste"/>
+        <w:rPr>
+          <w:sz w:val="28"/>
+          <w:szCs w:val="28"/>
           <w:u w:val="single"/>
         </w:rPr>
       </w:pPr>
@@ -3032,8 +3812,8 @@
     </w:p>
     <w:p/>
     <w:sectPr>
-      <w:headerReference w:type="default" r:id="rId28"/>
-      <w:footerReference w:type="default" r:id="rId29"/>
+      <w:headerReference w:type="default" r:id="rId39"/>
+      <w:footerReference w:type="default" r:id="rId40"/>
       <w:pgSz w:w="11906" w:h="16838"/>
       <w:pgMar w:top="1417" w:right="1417" w:bottom="1417" w:left="1417" w:header="708" w:footer="708" w:gutter="0"/>
       <w:cols w:space="708"/>
@@ -3963,6 +4743,7 @@
   <w:style w:type="character" w:default="1" w:styleId="Policepardfaut">
     <w:name w:val="Default Paragraph Font"/>
     <w:uiPriority w:val="1"/>
+    <w:semiHidden/>
     <w:unhideWhenUsed/>
   </w:style>
   <w:style w:type="table" w:default="1" w:styleId="TableauNormal">
